--- a/宝宝日历-项目文档.docx
+++ b/宝宝日历-项目文档.docx
@@ -214,7 +214,7 @@
         <w:ind w:firstLine="480"/>
       </w:pPr>
       <w:r>
-        <w:t xml:space="preserve">按照「一苇、二杭」两个宝宝的日常节奏，内置 11 个时段作息项，涵盖喂奶、用餐、户外活动、午睡、早教、洗澡、入睡等。每个时段带有类型标签：</w:t>
+        <w:t xml:space="preserve">按照「Y W、E H」两个宝宝的日常节奏，内置 11 个时段作息项，涵盖喂奶、用餐、户外活动、午睡、早教、洗澡、入睡等。每个时段带有类型标签：</w:t>
       </w:r>
     </w:p>
     <w:p>
@@ -5020,7 +5020,7 @@
     </w:tbl>
     <w:p>
       <w:pPr>
-        <w:pStyle w:val="Heading1"/>
+        <w:pStyle w:val="Heading2"/>
       </w:pPr>
       <w:bookmarkStart w:name="八-许可证" w:id="1"/>
       <w:r>
@@ -5033,7 +5033,25 @@
         <w:ind w:firstLine="480"/>
       </w:pPr>
       <w:r>
-        <w:t xml:space="preserve">本项目采用 MIT 许可证，可自由使用、修改和分发。</w:t>
+        <w:t xml:space="preserve">本项目由 </w:t>
+      </w:r>
+      <w:r>
+        <w:rPr>
+          <w:b/>
+          <w:bCs/>
+        </w:rPr>
+        <w:t xml:space="preserve">苇杭</w:t>
+      </w:r>
+      <w:r>
+        <w:t xml:space="preserve"> 开发，采用 MIT 许可证，可自由使用、修改和分发。</w:t>
+      </w:r>
+    </w:p>
+    <w:p>
+      <w:pPr>
+        <w:ind w:firstLine="480"/>
+      </w:pPr>
+      <w:r>
+        <w:t xml:space="preserve">© 2026 苇杭 · github.com/dede2024-cmd/baby-calendar</w:t>
       </w:r>
     </w:p>
     <w:sectPr>
